--- a/data/revised_2026-10_full/outputs/v2/Maths/SS2.4_Surface_Area_and_Volume_of_Solids/Mathematics_Surface_Area_and_Volume_of_Solids_FinalExplanation.docx
+++ b/data/revised_2026-10_full/outputs/v2/Maths/SS2.4_Surface_Area_and_Volume_of_Solids/Mathematics_Surface_Area_and_Volume_of_Solids_FinalExplanation.docx
@@ -2679,7 +2679,7 @@
         </w:rPr>
         <w:t xml:space="preserve">© 2026 SeaVuria and ARES. This work is licensed under a </w:t>
       </w:r>
-      <w:hyperlink w:history="1" r:id="rIdesqfb4pcefyle-hqfn2hz">
+      <w:hyperlink w:history="1" r:id="rIdpag16hpgbg0vp5xdyyac4">
         <w:r>
           <w:rPr>
             <w:rFonts w:ascii="Arial" w:cs="Arial" w:eastAsia="Arial" w:hAnsi="Arial"/>
@@ -2699,7 +2699,7 @@
         </w:rPr>
         <w:t xml:space="preserve"> (</w:t>
       </w:r>
-      <w:hyperlink w:history="1" r:id="rIdzzmm30c2h5estc4gtoyq9">
+      <w:hyperlink w:history="1" r:id="rId2nvbr0uoplhpusmmghwug">
         <w:r>
           <w:rPr>
             <w:rFonts w:ascii="Arial" w:cs="Arial" w:eastAsia="Arial" w:hAnsi="Arial"/>
@@ -2719,7 +2719,7 @@
         </w:rPr>
         <w:t xml:space="preserve">). To view a copy of this license, visit </w:t>
       </w:r>
-      <w:hyperlink w:history="1" r:id="rIdkzsnnbvagea7ymba-xyti">
+      <w:hyperlink w:history="1" r:id="rIdm2h86afmlvlmncyjoswrb">
         <w:r>
           <w:rPr>
             <w:rFonts w:ascii="Arial" w:cs="Arial" w:eastAsia="Arial" w:hAnsi="Arial"/>
